--- a/output/docx/en/BUFR_TableD_en_15.docx
+++ b/output/docx/en/BUFR_TableD_en_15.docx
@@ -3591,7 +3591,7 @@
                 <w:b w:val="0"/>
                 <w:sz w:val="16"/>
               </w:rPr>
-              <w:t>Note 24: If field 0 01 011 is used, this field will be left missing and vice versa.</w:t>
+              <w:t>Note D24: If field 0 01 011 is used, this field will be left missing and vice versa.</w:t>
             </w:r>
           </w:p>
         </w:tc>
@@ -3830,7 +3830,7 @@
                 <w:b w:val="0"/>
                 <w:sz w:val="16"/>
               </w:rPr>
-              <w:t>Note 31: Integer, assigned by the operator, incremented for each new transect (i.e. all drops have the same transect number while the ship is moving from one end point of the line to the other end point; as soon as the ship arrived to port and goes back to start a new transect then transect number is incremented). The initial value and subsequent values for transect numbers do not matter provided that each new transect by a ship on a line has a transect number higher than previous transect numbers for the same line and the same ship. In case a single cruise follows more than one SOOP line in a row, then the transect number should be incremented each time the cruise changes line.</w:t>
+              <w:t>Note D31: Integer, assigned by the operator, incremented for each new transect (i.e. all drops have the same transect number while the ship is moving from one end point of the line to the other end point; as soon as the ship arrived to port and goes back to start a new transect then transect number is incremented). The initial value and subsequent values for transect numbers do not matter provided that each new transect by a ship on a line has a transect number higher than previous transect numbers for the same line and the same ship. In case a single cruise follows more than one SOOP line in a row, then the transect number should be incremented each time the cruise changes line.</w:t>
             </w:r>
           </w:p>
         </w:tc>
@@ -6996,7 +6996,7 @@
                 <w:b w:val="0"/>
                 <w:sz w:val="16"/>
               </w:rPr>
-              <w:t>Note 64: This descriptor applies to the method used to select depths for the temperature profile encoded through 3 15 005. If temperatures are reported at significant depths, the values shall: (a) Be sufficient to reproduce basic features of the profile; (b) Define the top and the bottom of isothermal layers.</w:t>
+              <w:t>Note D64: This descriptor applies to the method used to select depths for the temperature profile encoded through 3 15 005. If temperatures are reported at significant depths, the values shall: (a) Be sufficient to reproduce basic features of the profile; (b) Define the top and the bottom of isothermal layers.</w:t>
             </w:r>
           </w:p>
         </w:tc>
@@ -8277,7 +8277,7 @@
                 <w:b w:val="0"/>
                 <w:sz w:val="16"/>
               </w:rPr>
-              <w:t>Note 24: If field 0 01 011 is used, this field will be left missing and vice versa.</w:t>
+              <w:t>Note D24: If field 0 01 011 is used, this field will be left missing and vice versa.</w:t>
             </w:r>
           </w:p>
         </w:tc>
@@ -8516,7 +8516,7 @@
                 <w:b w:val="0"/>
                 <w:sz w:val="16"/>
               </w:rPr>
-              <w:t>Note 31: Integer, assigned by the operator, incremented for each new transect (i.e. all drops have the same transect number while the ship is moving from one end point of the line to the other end point; as soon as the ship arrived to port and goes back to start a new transect then transect number is incremented). The initial value and subsequent values for transect numbers do not matter provided that each new transect by a ship on a line has a transect number higher than previous transect numbers for the same line and the same ship. In case a single cruise follows more than one SOOP line in a row, then the transect number should be incremented each time the cruise changes line.</w:t>
+              <w:t>Note D31: Integer, assigned by the operator, incremented for each new transect (i.e. all drops have the same transect number while the ship is moving from one end point of the line to the other end point; as soon as the ship arrived to port and goes back to start a new transect then transect number is incremented). The initial value and subsequent values for transect numbers do not matter provided that each new transect by a ship on a line has a transect number higher than previous transect numbers for the same line and the same ship. In case a single cruise follows more than one SOOP line in a row, then the transect number should be incremented each time the cruise changes line.</w:t>
             </w:r>
           </w:p>
         </w:tc>
@@ -11682,7 +11682,7 @@
                 <w:b w:val="0"/>
                 <w:sz w:val="16"/>
               </w:rPr>
-              <w:t>Note 64: This descriptor applies to the method used to select depths for the temperature profile encoded through 3 15 005. If temperatures are reported at significant depths, the values shall: (a) Be sufficient to reproduce basic features of the profile; (b) Define the top and the bottom of isothermal layers.</w:t>
+              <w:t>Note D64: This descriptor applies to the method used to select depths for the temperature profile encoded through 3 15 005. If temperatures are reported at significant depths, the values shall: (a) Be sufficient to reproduce basic features of the profile; (b) Define the top and the bottom of isothermal layers.</w:t>
             </w:r>
           </w:p>
         </w:tc>
@@ -34169,7 +34169,7 @@
                 <w:b w:val="0"/>
                 <w:sz w:val="16"/>
               </w:rPr>
-              <w:t>Note 79: It is recommended to use 3 15 023 instead of 3 15 013.</w:t>
+              <w:t>Note D79: It is recommended to use 3 15 023 instead of 3 15 013.</w:t>
             </w:r>
           </w:p>
         </w:tc>
